--- a/Week01-Day-2-Assignments-Answers.docx
+++ b/Week01-Day-2-Assignments-Answers.docx
@@ -3,7 +3,148 @@
 <w:document xmlns:wpc="http://schemas.microsoft.com/office/word/2010/wordprocessingCanvas" xmlns:cx="http://schemas.microsoft.com/office/drawing/2014/chartex" xmlns:cx1="http://schemas.microsoft.com/office/drawing/2015/9/8/chartex" xmlns:cx2="http://schemas.microsoft.com/office/drawing/2015/10/21/chartex" xmlns:cx3="http://schemas.microsoft.com/office/drawing/2016/5/9/chartex" xmlns:cx4="http://schemas.microsoft.com/office/drawing/2016/5/10/chartex" xmlns:cx5="http://schemas.microsoft.com/office/drawing/2016/5/11/chartex" xmlns:cx6="http://schemas.microsoft.com/office/drawing/2016/5/12/chartex" xmlns:cx7="http://schemas.microsoft.com/office/drawing/2016/5/13/chartex" xmlns:cx8="http://schemas.microsoft.com/office/drawing/2016/5/14/chartex" xmlns:mc="http://schemas.openxmlformats.org/markup-compatibility/2006" xmlns:aink="http://schemas.microsoft.com/office/drawing/2016/ink" xmlns:am3d="http://schemas.microsoft.com/office/drawing/2017/model3d" xmlns:o="urn:schemas-microsoft-com:office:office" xmlns:oel="http://schemas.microsoft.com/office/2019/extlst" xmlns:r="http://schemas.openxmlformats.org/officeDocument/2006/relationships" xmlns:m="http://schemas.openxmlformats.org/officeDocument/2006/math" xmlns:v="urn:schemas-microsoft-com:vml" xmlns:wp14="http://schemas.microsoft.com/office/word/2010/wordprocessingDrawing" xmlns:wp="http://schemas.openxmlformats.org/drawingml/2006/wordprocessingDrawing" xmlns:w10="urn:schemas-microsoft-com:office:word" xmlns:w="http://schemas.openxmlformats.org/wordprocessingml/2006/main" xmlns:w14="http://schemas.microsoft.com/office/word/2010/wordml" xmlns:w15="http://schemas.microsoft.com/office/word/2012/wordml" xmlns:w16cex="http://schemas.microsoft.com/office/word/2018/wordml/cex" xmlns:w16cid="http://schemas.microsoft.com/office/word/2016/wordml/cid" xmlns:w16="http://schemas.microsoft.com/office/word/2018/wordml" xmlns:w16du="http://schemas.microsoft.com/office/word/2023/wordml/word16du" xmlns:w16sdtdh="http://schemas.microsoft.com/office/word/2020/wordml/sdtdatahash" xmlns:w16sdtfl="http://schemas.microsoft.com/office/word/2024/wordml/sdtformatlock" xmlns:w16se="http://schemas.microsoft.com/office/word/2015/wordml/symex" xmlns:wpg="http://schemas.microsoft.com/office/word/2010/wordprocessingGroup" xmlns:wpi="http://schemas.microsoft.com/office/word/2010/wordprocessingInk" xmlns:wne="http://schemas.microsoft.com/office/word/2006/wordml" xmlns:wps="http://schemas.microsoft.com/office/word/2010/wordprocessingShape" mc:Ignorable="w14 w15 w16se w16cid w16 w16cex w16sdtdh w16sdtfl w16du wp14">
   <w:body>
     <w:p>
-      <w:r>
+      <w:pPr>
+        <w:rPr>
+          <w:rFonts w:ascii="Aptos" w:hAnsi="Aptos" w:cs="Cascadia Mono"/>
+          <w:b/>
+          <w:bCs/>
+          <w:color w:val="C00000"/>
+          <w:sz w:val="24"/>
+          <w:szCs w:val="24"/>
+        </w:rPr>
+      </w:pPr>
+      <w:r>
+        <w:rPr>
+          <w:rFonts w:ascii="Aptos" w:hAnsi="Aptos" w:cs="Cascadia Mono"/>
+          <w:b/>
+          <w:bCs/>
+          <w:color w:val="C00000"/>
+          <w:sz w:val="24"/>
+          <w:szCs w:val="24"/>
+        </w:rPr>
+        <w:t xml:space="preserve">Question 1: </w:t>
+      </w:r>
+      <w:r>
+        <w:rPr>
+          <w:rFonts w:ascii="Aptos" w:hAnsi="Aptos" w:cs="Cascadia Mono"/>
+          <w:b/>
+          <w:bCs/>
+          <w:color w:val="C00000"/>
+          <w:sz w:val="24"/>
+          <w:szCs w:val="24"/>
+        </w:rPr>
+        <w:t xml:space="preserve">List down the </w:t>
+      </w:r>
+      <w:r>
+        <w:rPr>
+          <w:rFonts w:ascii="Aptos" w:hAnsi="Aptos" w:cs="Cascadia Mono"/>
+          <w:b/>
+          <w:bCs/>
+          <w:color w:val="C00000"/>
+          <w:sz w:val="24"/>
+          <w:szCs w:val="24"/>
+        </w:rPr>
+        <w:t>Multimodal</w:t>
+      </w:r>
+    </w:p>
+    <w:p>
+      <w:pPr>
+        <w:pStyle w:val="ListParagraph"/>
+        <w:numPr>
+          <w:ilvl w:val="0"/>
+          <w:numId w:val="1"/>
+        </w:numPr>
+        <w:rPr>
+          <w:rFonts w:ascii="Aptos" w:hAnsi="Aptos" w:cs="Cascadia Mono"/>
+          <w:color w:val="000000" w:themeColor="text1"/>
+          <w:sz w:val="24"/>
+          <w:szCs w:val="24"/>
+        </w:rPr>
+      </w:pPr>
+      <w:r>
+        <w:rPr>
+          <w:rFonts w:ascii="Aptos" w:hAnsi="Aptos" w:cs="Cascadia Mono"/>
+          <w:color w:val="000000" w:themeColor="text1"/>
+          <w:sz w:val="24"/>
+          <w:szCs w:val="24"/>
+        </w:rPr>
+        <w:t>Llama 4 Scout</w:t>
+      </w:r>
+    </w:p>
+    <w:p>
+      <w:pPr>
+        <w:pStyle w:val="ListParagraph"/>
+        <w:numPr>
+          <w:ilvl w:val="0"/>
+          <w:numId w:val="1"/>
+        </w:numPr>
+        <w:rPr>
+          <w:rFonts w:ascii="Aptos" w:hAnsi="Aptos" w:cs="Cascadia Mono"/>
+          <w:color w:val="000000" w:themeColor="text1"/>
+          <w:sz w:val="24"/>
+          <w:szCs w:val="24"/>
+        </w:rPr>
+      </w:pPr>
+      <w:r>
+        <w:rPr>
+          <w:rFonts w:ascii="Aptos" w:hAnsi="Aptos" w:cs="Cascadia Mono"/>
+          <w:color w:val="000000" w:themeColor="text1"/>
+          <w:sz w:val="24"/>
+          <w:szCs w:val="24"/>
+        </w:rPr>
+        <w:t>GPT OSS 120B</w:t>
+      </w:r>
+    </w:p>
+    <w:p>
+      <w:pPr>
+        <w:jc w:val="both"/>
+        <w:rPr>
+          <w:rFonts w:ascii="Aptos" w:hAnsi="Aptos" w:cs="Cascadia Mono"/>
+          <w:b/>
+          <w:bCs/>
+          <w:color w:val="C00000"/>
+          <w:sz w:val="24"/>
+          <w:szCs w:val="24"/>
+        </w:rPr>
+      </w:pPr>
+      <w:r>
+        <w:rPr>
+          <w:rFonts w:ascii="Aptos" w:hAnsi="Aptos" w:cs="Cascadia Mono"/>
+          <w:b/>
+          <w:bCs/>
+          <w:color w:val="C00000"/>
+          <w:sz w:val="24"/>
+          <w:szCs w:val="24"/>
+        </w:rPr>
+        <w:t xml:space="preserve">Question 2: </w:t>
+      </w:r>
+      <w:r>
+        <w:rPr>
+          <w:rFonts w:ascii="Aptos" w:hAnsi="Aptos" w:cs="Cascadia Mono"/>
+          <w:b/>
+          <w:bCs/>
+          <w:color w:val="C00000"/>
+          <w:sz w:val="24"/>
+          <w:szCs w:val="24"/>
+        </w:rPr>
+        <w:t>Take 3 models from each service provider</w:t>
+      </w:r>
+    </w:p>
+    <w:p>
+      <w:pPr>
+        <w:rPr>
+          <w:rFonts w:ascii="Aptos" w:hAnsi="Aptos" w:cs="Cascadia Mono"/>
+          <w:sz w:val="24"/>
+          <w:szCs w:val="24"/>
+        </w:rPr>
+      </w:pPr>
+      <w:r>
+        <w:rPr>
+          <w:rFonts w:ascii="Aptos" w:hAnsi="Aptos" w:cs="Cascadia Mono"/>
+          <w:noProof/>
+          <w:sz w:val="24"/>
+          <w:szCs w:val="24"/>
+        </w:rPr>
         <w:drawing>
           <wp:inline distT="0" distB="0" distL="0" distR="0" wp14:anchorId="47D5E299" wp14:editId="6DDACCEE">
             <wp:extent cx="6048000" cy="1435945"/>
@@ -20,7 +161,7 @@
                     <pic:cNvPicPr/>
                   </pic:nvPicPr>
                   <pic:blipFill>
-                    <a:blip r:embed="rId4"/>
+                    <a:blip r:embed="rId5"/>
                     <a:stretch>
                       <a:fillRect/>
                     </a:stretch>
@@ -43,131 +184,178 @@
     </w:p>
     <w:p>
       <w:pPr>
-        <w:rPr>
-          <w:rFonts w:ascii="Aptos" w:hAnsi="Aptos"/>
-          <w:b/>
-          <w:bCs/>
-          <w:sz w:val="24"/>
-          <w:szCs w:val="24"/>
-        </w:rPr>
-      </w:pPr>
-      <w:r>
-        <w:rPr>
-          <w:rFonts w:ascii="Aptos" w:hAnsi="Aptos"/>
-          <w:b/>
-          <w:bCs/>
-          <w:sz w:val="24"/>
-          <w:szCs w:val="24"/>
-        </w:rPr>
-        <w:t xml:space="preserve">Model Name: </w:t>
-      </w:r>
-      <w:r>
-        <w:rPr>
-          <w:rFonts w:ascii="Aptos" w:hAnsi="Aptos"/>
-          <w:sz w:val="24"/>
-          <w:szCs w:val="24"/>
-        </w:rPr>
-        <w:t>GPT-5.x &amp; O1/3</w:t>
+        <w:jc w:val="both"/>
+        <w:rPr>
+          <w:rFonts w:ascii="Aptos" w:hAnsi="Aptos" w:cs="Cascadia Mono"/>
+          <w:b/>
+          <w:bCs/>
+          <w:color w:val="C00000"/>
+          <w:sz w:val="24"/>
+          <w:szCs w:val="24"/>
+        </w:rPr>
+      </w:pPr>
+      <w:r>
+        <w:rPr>
+          <w:rFonts w:ascii="Aptos" w:hAnsi="Aptos" w:cs="Cascadia Mono"/>
+          <w:b/>
+          <w:bCs/>
+          <w:color w:val="C00000"/>
+          <w:sz w:val="24"/>
+          <w:szCs w:val="24"/>
+        </w:rPr>
+        <w:t xml:space="preserve">Question </w:t>
+      </w:r>
+      <w:r>
+        <w:rPr>
+          <w:rFonts w:ascii="Aptos" w:hAnsi="Aptos" w:cs="Cascadia Mono"/>
+          <w:b/>
+          <w:bCs/>
+          <w:color w:val="C00000"/>
+          <w:sz w:val="24"/>
+          <w:szCs w:val="24"/>
+        </w:rPr>
+        <w:t>3</w:t>
+      </w:r>
+      <w:r>
+        <w:rPr>
+          <w:rFonts w:ascii="Aptos" w:hAnsi="Aptos" w:cs="Cascadia Mono"/>
+          <w:b/>
+          <w:bCs/>
+          <w:color w:val="C00000"/>
+          <w:sz w:val="24"/>
+          <w:szCs w:val="24"/>
+        </w:rPr>
+        <w:t>: use the Tokenizer with different prompt and see how the tokens are generated</w:t>
       </w:r>
     </w:p>
     <w:p>
       <w:pPr>
         <w:rPr>
-          <w:rFonts w:ascii="Aptos" w:hAnsi="Aptos"/>
-          <w:b/>
-          <w:bCs/>
-          <w:sz w:val="24"/>
-          <w:szCs w:val="24"/>
-        </w:rPr>
-      </w:pPr>
-      <w:r>
-        <w:rPr>
-          <w:rFonts w:ascii="Aptos" w:hAnsi="Aptos"/>
-          <w:b/>
-          <w:bCs/>
-          <w:sz w:val="24"/>
-          <w:szCs w:val="24"/>
-        </w:rPr>
-        <w:t xml:space="preserve">Prompt: </w:t>
-      </w:r>
-      <w:r>
-        <w:rPr>
-          <w:rFonts w:ascii="Aptos" w:hAnsi="Aptos"/>
-          <w:sz w:val="24"/>
-          <w:szCs w:val="24"/>
-        </w:rPr>
-        <w:t>Write a Java Selenium Code for ServiceNow Login Page</w:t>
+          <w:rFonts w:ascii="Aptos" w:hAnsi="Aptos" w:cs="Cascadia Mono"/>
+          <w:b/>
+          <w:bCs/>
+          <w:sz w:val="24"/>
+          <w:szCs w:val="24"/>
+        </w:rPr>
+      </w:pPr>
+      <w:r>
+        <w:rPr>
+          <w:rFonts w:ascii="Aptos" w:hAnsi="Aptos" w:cs="Cascadia Mono"/>
+          <w:b/>
+          <w:bCs/>
+          <w:sz w:val="24"/>
+          <w:szCs w:val="24"/>
+        </w:rPr>
+        <w:t xml:space="preserve">Model Name: </w:t>
+      </w:r>
+      <w:r>
+        <w:rPr>
+          <w:rFonts w:ascii="Aptos" w:hAnsi="Aptos" w:cs="Cascadia Mono"/>
+          <w:sz w:val="24"/>
+          <w:szCs w:val="24"/>
+        </w:rPr>
+        <w:t>GPT-5.x &amp; O1/3</w:t>
       </w:r>
     </w:p>
     <w:p>
       <w:pPr>
         <w:rPr>
-          <w:rFonts w:ascii="Aptos" w:hAnsi="Aptos"/>
-          <w:b/>
-          <w:bCs/>
-          <w:sz w:val="24"/>
-          <w:szCs w:val="24"/>
-        </w:rPr>
-      </w:pPr>
-      <w:r>
-        <w:rPr>
-          <w:rFonts w:ascii="Aptos" w:hAnsi="Aptos"/>
-          <w:b/>
-          <w:bCs/>
-          <w:sz w:val="24"/>
-          <w:szCs w:val="24"/>
-        </w:rPr>
-        <w:t xml:space="preserve">Tokens: </w:t>
-      </w:r>
-      <w:r>
-        <w:rPr>
-          <w:rFonts w:ascii="Aptos" w:hAnsi="Aptos"/>
-          <w:sz w:val="24"/>
-          <w:szCs w:val="24"/>
-        </w:rPr>
-        <w:t>10</w:t>
+          <w:rFonts w:ascii="Aptos" w:hAnsi="Aptos" w:cs="Cascadia Mono"/>
+          <w:b/>
+          <w:bCs/>
+          <w:sz w:val="24"/>
+          <w:szCs w:val="24"/>
+        </w:rPr>
+      </w:pPr>
+      <w:r>
+        <w:rPr>
+          <w:rFonts w:ascii="Aptos" w:hAnsi="Aptos" w:cs="Cascadia Mono"/>
+          <w:b/>
+          <w:bCs/>
+          <w:sz w:val="24"/>
+          <w:szCs w:val="24"/>
+        </w:rPr>
+        <w:t xml:space="preserve">Prompt: </w:t>
+      </w:r>
+      <w:r>
+        <w:rPr>
+          <w:rFonts w:ascii="Aptos" w:hAnsi="Aptos" w:cs="Cascadia Mono"/>
+          <w:sz w:val="24"/>
+          <w:szCs w:val="24"/>
+        </w:rPr>
+        <w:t>Write a Java Selenium Code for ServiceNow Login Page</w:t>
       </w:r>
     </w:p>
     <w:p>
       <w:pPr>
         <w:rPr>
-          <w:rFonts w:ascii="Aptos" w:hAnsi="Aptos"/>
-          <w:b/>
-          <w:bCs/>
-          <w:sz w:val="24"/>
-          <w:szCs w:val="24"/>
-        </w:rPr>
-      </w:pPr>
-      <w:r>
-        <w:rPr>
-          <w:rFonts w:ascii="Aptos" w:hAnsi="Aptos"/>
-          <w:b/>
-          <w:bCs/>
-          <w:sz w:val="24"/>
-          <w:szCs w:val="24"/>
-        </w:rPr>
-        <w:t xml:space="preserve">Characters: </w:t>
-      </w:r>
-      <w:r>
-        <w:rPr>
-          <w:rFonts w:ascii="Aptos" w:hAnsi="Aptos"/>
-          <w:sz w:val="24"/>
-          <w:szCs w:val="24"/>
-        </w:rPr>
-        <w:t>52</w:t>
+          <w:rFonts w:ascii="Aptos" w:hAnsi="Aptos" w:cs="Cascadia Mono"/>
+          <w:b/>
+          <w:bCs/>
+          <w:sz w:val="24"/>
+          <w:szCs w:val="24"/>
+        </w:rPr>
+      </w:pPr>
+      <w:r>
+        <w:rPr>
+          <w:rFonts w:ascii="Aptos" w:hAnsi="Aptos" w:cs="Cascadia Mono"/>
+          <w:b/>
+          <w:bCs/>
+          <w:sz w:val="24"/>
+          <w:szCs w:val="24"/>
+        </w:rPr>
+        <w:t xml:space="preserve">Tokens: </w:t>
+      </w:r>
+      <w:r>
+        <w:rPr>
+          <w:rFonts w:ascii="Aptos" w:hAnsi="Aptos" w:cs="Cascadia Mono"/>
+          <w:sz w:val="24"/>
+          <w:szCs w:val="24"/>
+        </w:rPr>
+        <w:t>10</w:t>
       </w:r>
     </w:p>
     <w:p>
       <w:pPr>
         <w:rPr>
-          <w:b/>
-          <w:bCs/>
-        </w:rPr>
-      </w:pPr>
-      <w:r>
-        <w:rPr>
-          <w:b/>
-          <w:bCs/>
+          <w:rFonts w:ascii="Aptos" w:hAnsi="Aptos" w:cs="Cascadia Mono"/>
+          <w:b/>
+          <w:bCs/>
+          <w:sz w:val="24"/>
+          <w:szCs w:val="24"/>
+        </w:rPr>
+      </w:pPr>
+      <w:r>
+        <w:rPr>
+          <w:rFonts w:ascii="Aptos" w:hAnsi="Aptos" w:cs="Cascadia Mono"/>
+          <w:b/>
+          <w:bCs/>
+          <w:sz w:val="24"/>
+          <w:szCs w:val="24"/>
+        </w:rPr>
+        <w:t xml:space="preserve">Characters: </w:t>
+      </w:r>
+      <w:r>
+        <w:rPr>
+          <w:rFonts w:ascii="Aptos" w:hAnsi="Aptos" w:cs="Cascadia Mono"/>
+          <w:sz w:val="24"/>
+          <w:szCs w:val="24"/>
+        </w:rPr>
+        <w:t>52</w:t>
+      </w:r>
+    </w:p>
+    <w:p>
+      <w:pPr>
+        <w:rPr>
+          <w:b/>
+          <w:bCs/>
+        </w:rPr>
+      </w:pPr>
+      <w:r>
+        <w:rPr>
+          <w:b/>
+          <w:bCs/>
+          <w:noProof/>
         </w:rPr>
         <w:drawing>
           <wp:inline distT="0" distB="0" distL="0" distR="0" wp14:anchorId="11321287" wp14:editId="48FD7F56">
@@ -185,7 +373,7 @@
                     <pic:cNvPicPr/>
                   </pic:nvPicPr>
                   <pic:blipFill>
-                    <a:blip r:embed="rId5"/>
+                    <a:blip r:embed="rId6"/>
                     <a:stretch>
                       <a:fillRect/>
                     </a:stretch>
@@ -217,6 +405,7 @@
         <w:rPr>
           <w:b/>
           <w:bCs/>
+          <w:noProof/>
         </w:rPr>
         <w:drawing>
           <wp:inline distT="0" distB="0" distL="0" distR="0" wp14:anchorId="0DAFC897" wp14:editId="2BAF1223">
@@ -234,7 +423,7 @@
                     <pic:cNvPicPr/>
                   </pic:nvPicPr>
                   <pic:blipFill>
-                    <a:blip r:embed="rId6"/>
+                    <a:blip r:embed="rId7"/>
                     <a:stretch>
                       <a:fillRect/>
                     </a:stretch>
@@ -263,6 +452,127 @@
     </w:sectPr>
   </w:body>
 </w:document>
+</file>
+
+<file path=word/numbering.xml><?xml version="1.0" encoding="utf-8"?>
+<w:numbering xmlns:wpc="http://schemas.microsoft.com/office/word/2010/wordprocessingCanvas" xmlns:cx="http://schemas.microsoft.com/office/drawing/2014/chartex" xmlns:cx1="http://schemas.microsoft.com/office/drawing/2015/9/8/chartex" xmlns:cx2="http://schemas.microsoft.com/office/drawing/2015/10/21/chartex" xmlns:cx3="http://schemas.microsoft.com/office/drawing/2016/5/9/chartex" xmlns:cx4="http://schemas.microsoft.com/office/drawing/2016/5/10/chartex" xmlns:cx5="http://schemas.microsoft.com/office/drawing/2016/5/11/chartex" xmlns:cx6="http://schemas.microsoft.com/office/drawing/2016/5/12/chartex" xmlns:cx7="http://schemas.microsoft.com/office/drawing/2016/5/13/chartex" xmlns:cx8="http://schemas.microsoft.com/office/drawing/2016/5/14/chartex" xmlns:mc="http://schemas.openxmlformats.org/markup-compatibility/2006" xmlns:aink="http://schemas.microsoft.com/office/drawing/2016/ink" xmlns:am3d="http://schemas.microsoft.com/office/drawing/2017/model3d" xmlns:o="urn:schemas-microsoft-com:office:office" xmlns:oel="http://schemas.microsoft.com/office/2019/extlst" xmlns:r="http://schemas.openxmlformats.org/officeDocument/2006/relationships" xmlns:m="http://schemas.openxmlformats.org/officeDocument/2006/math" xmlns:v="urn:schemas-microsoft-com:vml" xmlns:wp14="http://schemas.microsoft.com/office/word/2010/wordprocessingDrawing" xmlns:wp="http://schemas.openxmlformats.org/drawingml/2006/wordprocessingDrawing" xmlns:w10="urn:schemas-microsoft-com:office:word" xmlns:w="http://schemas.openxmlformats.org/wordprocessingml/2006/main" xmlns:w14="http://schemas.microsoft.com/office/word/2010/wordml" xmlns:w15="http://schemas.microsoft.com/office/word/2012/wordml" xmlns:w16cex="http://schemas.microsoft.com/office/word/2018/wordml/cex" xmlns:w16cid="http://schemas.microsoft.com/office/word/2016/wordml/cid" xmlns:w16="http://schemas.microsoft.com/office/word/2018/wordml" xmlns:w16du="http://schemas.microsoft.com/office/word/2023/wordml/word16du" xmlns:w16sdtdh="http://schemas.microsoft.com/office/word/2020/wordml/sdtdatahash" xmlns:w16sdtfl="http://schemas.microsoft.com/office/word/2024/wordml/sdtformatlock" xmlns:w16se="http://schemas.microsoft.com/office/word/2015/wordml/symex" xmlns:wpg="http://schemas.microsoft.com/office/word/2010/wordprocessingGroup" xmlns:wpi="http://schemas.microsoft.com/office/word/2010/wordprocessingInk" xmlns:wne="http://schemas.microsoft.com/office/word/2006/wordml" xmlns:wps="http://schemas.microsoft.com/office/word/2010/wordprocessingShape" mc:Ignorable="w14 w15 w16se w16cid w16 w16cex w16sdtdh w16sdtfl w16du wp14">
+  <w:abstractNum w:abstractNumId="0" w15:restartNumberingAfterBreak="0">
+    <w:nsid w:val="63A87226"/>
+    <w:multiLevelType w:val="hybridMultilevel"/>
+    <w:tmpl w:val="E7565FA2"/>
+    <w:lvl w:ilvl="0" w:tplc="40090001">
+      <w:start w:val="1"/>
+      <w:numFmt w:val="bullet"/>
+      <w:lvlText w:val=""/>
+      <w:lvlJc w:val="left"/>
+      <w:pPr>
+        <w:ind w:left="720" w:hanging="360"/>
+      </w:pPr>
+      <w:rPr>
+        <w:rFonts w:ascii="Symbol" w:hAnsi="Symbol" w:hint="default"/>
+      </w:rPr>
+    </w:lvl>
+    <w:lvl w:ilvl="1" w:tplc="40090003" w:tentative="1">
+      <w:start w:val="1"/>
+      <w:numFmt w:val="bullet"/>
+      <w:lvlText w:val="o"/>
+      <w:lvlJc w:val="left"/>
+      <w:pPr>
+        <w:ind w:left="1440" w:hanging="360"/>
+      </w:pPr>
+      <w:rPr>
+        <w:rFonts w:ascii="Courier New" w:hAnsi="Courier New" w:cs="Courier New" w:hint="default"/>
+      </w:rPr>
+    </w:lvl>
+    <w:lvl w:ilvl="2" w:tplc="40090005" w:tentative="1">
+      <w:start w:val="1"/>
+      <w:numFmt w:val="bullet"/>
+      <w:lvlText w:val=""/>
+      <w:lvlJc w:val="left"/>
+      <w:pPr>
+        <w:ind w:left="2160" w:hanging="360"/>
+      </w:pPr>
+      <w:rPr>
+        <w:rFonts w:ascii="Wingdings" w:hAnsi="Wingdings" w:hint="default"/>
+      </w:rPr>
+    </w:lvl>
+    <w:lvl w:ilvl="3" w:tplc="40090001" w:tentative="1">
+      <w:start w:val="1"/>
+      <w:numFmt w:val="bullet"/>
+      <w:lvlText w:val=""/>
+      <w:lvlJc w:val="left"/>
+      <w:pPr>
+        <w:ind w:left="2880" w:hanging="360"/>
+      </w:pPr>
+      <w:rPr>
+        <w:rFonts w:ascii="Symbol" w:hAnsi="Symbol" w:hint="default"/>
+      </w:rPr>
+    </w:lvl>
+    <w:lvl w:ilvl="4" w:tplc="40090003" w:tentative="1">
+      <w:start w:val="1"/>
+      <w:numFmt w:val="bullet"/>
+      <w:lvlText w:val="o"/>
+      <w:lvlJc w:val="left"/>
+      <w:pPr>
+        <w:ind w:left="3600" w:hanging="360"/>
+      </w:pPr>
+      <w:rPr>
+        <w:rFonts w:ascii="Courier New" w:hAnsi="Courier New" w:cs="Courier New" w:hint="default"/>
+      </w:rPr>
+    </w:lvl>
+    <w:lvl w:ilvl="5" w:tplc="40090005" w:tentative="1">
+      <w:start w:val="1"/>
+      <w:numFmt w:val="bullet"/>
+      <w:lvlText w:val=""/>
+      <w:lvlJc w:val="left"/>
+      <w:pPr>
+        <w:ind w:left="4320" w:hanging="360"/>
+      </w:pPr>
+      <w:rPr>
+        <w:rFonts w:ascii="Wingdings" w:hAnsi="Wingdings" w:hint="default"/>
+      </w:rPr>
+    </w:lvl>
+    <w:lvl w:ilvl="6" w:tplc="40090001" w:tentative="1">
+      <w:start w:val="1"/>
+      <w:numFmt w:val="bullet"/>
+      <w:lvlText w:val=""/>
+      <w:lvlJc w:val="left"/>
+      <w:pPr>
+        <w:ind w:left="5040" w:hanging="360"/>
+      </w:pPr>
+      <w:rPr>
+        <w:rFonts w:ascii="Symbol" w:hAnsi="Symbol" w:hint="default"/>
+      </w:rPr>
+    </w:lvl>
+    <w:lvl w:ilvl="7" w:tplc="40090003" w:tentative="1">
+      <w:start w:val="1"/>
+      <w:numFmt w:val="bullet"/>
+      <w:lvlText w:val="o"/>
+      <w:lvlJc w:val="left"/>
+      <w:pPr>
+        <w:ind w:left="5760" w:hanging="360"/>
+      </w:pPr>
+      <w:rPr>
+        <w:rFonts w:ascii="Courier New" w:hAnsi="Courier New" w:cs="Courier New" w:hint="default"/>
+      </w:rPr>
+    </w:lvl>
+    <w:lvl w:ilvl="8" w:tplc="40090005" w:tentative="1">
+      <w:start w:val="1"/>
+      <w:numFmt w:val="bullet"/>
+      <w:lvlText w:val=""/>
+      <w:lvlJc w:val="left"/>
+      <w:pPr>
+        <w:ind w:left="6480" w:hanging="360"/>
+      </w:pPr>
+      <w:rPr>
+        <w:rFonts w:ascii="Wingdings" w:hAnsi="Wingdings" w:hint="default"/>
+      </w:rPr>
+    </w:lvl>
+  </w:abstractNum>
+  <w:num w:numId="1" w16cid:durableId="622275025">
+    <w:abstractNumId w:val="0"/>
+  </w:num>
+</w:numbering>
 </file>
 
 <file path=word/styles.xml><?xml version="1.0" encoding="utf-8"?>
